--- a/Connor_Readnour_Resume.docx
+++ b/Connor_Readnour_Resume.docx
@@ -539,10 +539,13 @@
                     <w:t>CGI Advantage ERP</w:t>
                   </w:r>
                   <w:r>
-                    <w:t xml:space="preserve"> &amp; Salesforce </w:t>
+                    <w:t>, TestSavvy</w:t>
                   </w:r>
                   <w:r>
-                    <w:t>QA</w:t>
+                    <w:t xml:space="preserve"> </w:t>
+                  </w:r>
+                  <w:r>
+                    <w:t>Automation tool</w:t>
                   </w:r>
                 </w:p>
                 <w:p>
@@ -551,7 +554,13 @@
                     <w:contextualSpacing w:val="0"/>
                   </w:pPr>
                   <w:r>
-                    <w:t>Automation Studio, Journey &amp; Contact Builder</w:t>
+                    <w:t xml:space="preserve">Salesforce </w:t>
+                  </w:r>
+                  <w:r>
+                    <w:t xml:space="preserve">Email </w:t>
+                  </w:r>
+                  <w:r>
+                    <w:t>Campaign QA</w:t>
                   </w:r>
                 </w:p>
                 <w:p>
@@ -560,10 +569,10 @@
                     <w:contextualSpacing w:val="0"/>
                   </w:pPr>
                   <w:r>
-                    <w:t xml:space="preserve">Web Studio Cloud Pages &amp; Email </w:t>
+                    <w:t xml:space="preserve">SF </w:t>
                   </w:r>
                   <w:r>
-                    <w:t>Campaign QA</w:t>
+                    <w:t>Automation Studio, Journey &amp; Contact Builder</w:t>
                   </w:r>
                 </w:p>
                 <w:p>
@@ -1133,7 +1142,19 @@
                 <w:szCs w:val="20"/>
                 <w:shd w:val="clear" w:color="auto" w:fill="FFFFFF"/>
               </w:rPr>
-              <w:t>• Supported quality improvements by contributing to design reviews, communicating test results to stakeholders, and maintaining automation scripts and frameworks.</w:t>
+              <w:t xml:space="preserve">• </w:t>
+            </w:r>
+            <w:r>
+              <w:rPr>
+                <w:rFonts w:eastAsiaTheme="minorHAnsi" w:cs="Segoe UI"/>
+                <w:b w:val="0"/>
+                <w:caps w:val="0"/>
+                <w:color w:val="595959" w:themeColor="text1" w:themeTint="A6"/>
+                <w:sz w:val="22"/>
+                <w:szCs w:val="20"/>
+                <w:shd w:val="clear" w:color="auto" w:fill="FFFFFF"/>
+              </w:rPr>
+              <w:t>Performed regression testing for CGI Advantage ERP HR modules using the TestSavvy automated test case builder to ensure compliance with client and government requirements.</w:t>
             </w:r>
           </w:p>
           <w:p>
@@ -2775,7 +2796,7 @@
                 <w:szCs w:val="20"/>
                 <w:shd w:val="clear" w:color="auto" w:fill="FFFFFF"/>
               </w:rPr>
-              <w:t xml:space="preserve">Collaborated with developers and business analysts in Agile sprints to write Java-based </w:t>
+              <w:t xml:space="preserve">Collaborated with developers and business analysts in Agile sprints to write </w:t>
             </w:r>
             <w:r>
               <w:rPr>
@@ -29322,6 +29343,7 @@
     <w:rsid w:val="003E6BF1"/>
     <w:rsid w:val="0041332F"/>
     <w:rsid w:val="0043256A"/>
+    <w:rsid w:val="00440A35"/>
     <w:rsid w:val="00481E51"/>
     <w:rsid w:val="004A2E36"/>
     <w:rsid w:val="004B3A22"/>
@@ -29368,12 +29390,14 @@
     <w:rsid w:val="00941250"/>
     <w:rsid w:val="0095636B"/>
     <w:rsid w:val="009647B7"/>
+    <w:rsid w:val="009662C8"/>
     <w:rsid w:val="009662EE"/>
     <w:rsid w:val="009842F8"/>
     <w:rsid w:val="009D2AA8"/>
     <w:rsid w:val="009E7AA1"/>
     <w:rsid w:val="009F09C8"/>
     <w:rsid w:val="00A24674"/>
+    <w:rsid w:val="00A3025D"/>
     <w:rsid w:val="00A33647"/>
     <w:rsid w:val="00A707D5"/>
     <w:rsid w:val="00A73B7E"/>
@@ -29418,6 +29442,7 @@
     <w:rsid w:val="00DF3755"/>
     <w:rsid w:val="00DF5065"/>
     <w:rsid w:val="00E04C46"/>
+    <w:rsid w:val="00E142CD"/>
     <w:rsid w:val="00E3015C"/>
     <w:rsid w:val="00E75B0C"/>
     <w:rsid w:val="00E86723"/>

--- a/Connor_Readnour_Resume.docx
+++ b/Connor_Readnour_Resume.docx
@@ -101,6 +101,7 @@
                 <w:showingPlcHdr/>
                 <w15:appearance w15:val="hidden"/>
               </w:sdtPr>
+              <w:sdtEndPr/>
               <w:sdtContent>
                 <w:r>
                   <w:rPr>
@@ -150,6 +151,7 @@
                 <w:showingPlcHdr/>
                 <w15:appearance w15:val="hidden"/>
               </w:sdtPr>
+              <w:sdtEndPr/>
               <w:sdtContent>
                 <w:r>
                   <w:rPr>
@@ -195,6 +197,7 @@
                 <w:showingPlcHdr/>
                 <w15:appearance w15:val="hidden"/>
               </w:sdtPr>
+              <w:sdtEndPr/>
               <w:sdtContent>
                 <w:r>
                   <w:rPr>
@@ -399,6 +402,7 @@
                 <w:showingPlcHdr/>
                 <w15:appearance w15:val="hidden"/>
               </w:sdtPr>
+              <w:sdtEndPr/>
               <w:sdtContent>
                 <w:r>
                   <w:t>Skills</w:t>
@@ -569,10 +573,7 @@
                     <w:contextualSpacing w:val="0"/>
                   </w:pPr>
                   <w:r>
-                    <w:t xml:space="preserve">SF </w:t>
-                  </w:r>
-                  <w:r>
-                    <w:t>Automation Studio, Journey &amp; Contact Builder</w:t>
+                    <w:t>SF Automation Studio, Journey &amp; Contact Builder</w:t>
                   </w:r>
                 </w:p>
                 <w:p>
@@ -734,6 +735,7 @@
           <w:showingPlcHdr/>
           <w15:appearance w15:val="hidden"/>
         </w:sdtPr>
+        <w:sdtEndPr/>
         <w:sdtContent>
           <w:r>
             <w:t>Experience</w:t>
@@ -784,6 +786,7 @@
             <w:bookmarkStart w:id="2" w:name="_d2610a03_470e_4197_80c2_087c19e97c95"/>
             <w:bookmarkStart w:id="3" w:name="_d0d26864_3f4c_4507_ba40_6eb332933ca0"/>
             <w:bookmarkEnd w:id="2"/>
+            <w:proofErr w:type="gramStart"/>
             <w:r>
               <w:rPr>
                 <w:rFonts w:cs="Segoe UI"/>
@@ -792,6 +795,7 @@
               </w:rPr>
               <w:t>P{</w:t>
             </w:r>
+            <w:proofErr w:type="gramEnd"/>
           </w:p>
           <w:p>
             <w:pPr>
@@ -845,6 +849,14 @@
                 <w:szCs w:val="24"/>
               </w:rPr>
             </w:pPr>
+            <w:r>
+              <w:rPr>
+                <w:rFonts w:cs="Segoe UI"/>
+                <w:bCs/>
+                <w:caps w:val="0"/>
+              </w:rPr>
+              <w:t xml:space="preserve">ERP </w:t>
+            </w:r>
             <w:r>
               <w:rPr>
                 <w:rFonts w:cs="Segoe UI"/>
@@ -2855,6 +2867,7 @@
         <w:showingPlcHdr/>
         <w15:appearance w15:val="hidden"/>
       </w:sdtPr>
+      <w:sdtEndPr/>
       <w:sdtContent>
         <w:p>
           <w:pPr>
@@ -29344,6 +29357,7 @@
     <w:rsid w:val="0041332F"/>
     <w:rsid w:val="0043256A"/>
     <w:rsid w:val="00440A35"/>
+    <w:rsid w:val="00473B65"/>
     <w:rsid w:val="00481E51"/>
     <w:rsid w:val="004A2E36"/>
     <w:rsid w:val="004B3A22"/>
